--- a/Opdracht B - Voorbereiding/Product_Backlog.docx
+++ b/Opdracht B - Voorbereiding/Product_Backlog.docx
@@ -2131,17 +2131,12 @@
         <w:pStyle w:val="Heading1"/>
       </w:pPr>
       <w:r>
-        <w:lastRenderedPageBreak/>
-        <w:t>Sprint 2 (week 2) - Auto's, win/</w:t>
+        <w:t>Sprint 2 (week 2) - Auto's, win/verlies, munten, menu &amp; build</w:t>
       </w:r>
       <w:proofErr w:type="spellStart"/>
-      <w:r>
-        <w:t>verlies</w:t>
-      </w:r>
+      <w:r/>
       <w:proofErr w:type="spellEnd"/>
-      <w:r>
-        <w:t>, menu &amp; build</w:t>
-      </w:r>
+      <w:r/>
     </w:p>
     <w:tbl>
       <w:tblPr>
@@ -4912,6 +4907,178 @@
                 <w:szCs w:val="20"/>
               </w:rPr>
               <w:t>10</w:t>
+            </w:r>
+          </w:p>
+        </w:tc>
+      </w:tr>
+      <w:tr>
+        <w:tc>
+          <w:tcPr>
+            <w:tcW w:type="dxa" w:w="783"/>
+          </w:tcPr>
+          <w:p>
+            <w:pPr/>
+            <w:r>
+              <w:rPr>
+                <w:sz w:val="20"/>
+              </w:rPr>
+              <w:t>US-18</w:t>
+            </w:r>
+          </w:p>
+        </w:tc>
+        <w:tc>
+          <w:tcPr>
+            <w:tcW w:type="dxa" w:w="3624"/>
+          </w:tcPr>
+          <w:p>
+            <w:pPr/>
+            <w:r>
+              <w:rPr>
+                <w:sz w:val="20"/>
+              </w:rPr>
+              <w:t>Als speler wil ik munten (BE-coins) kunnen verzamelen terwijl ik oversteek.</w:t>
+            </w:r>
+          </w:p>
+        </w:tc>
+        <w:tc>
+          <w:tcPr>
+            <w:tcW w:type="dxa" w:w="3908"/>
+          </w:tcPr>
+          <w:p>
+            <w:pPr/>
+            <w:r>
+              <w:rPr>
+                <w:sz w:val="20"/>
+              </w:rPr>
+              <w:t>Een munt (Area2D) verdwijnt bij aanraking (queue_free) en roept add_coin() aan op de Main-node; meerdere munten staan langs het pad in main.tscn.</w:t>
+            </w:r>
+          </w:p>
+        </w:tc>
+        <w:tc>
+          <w:tcPr>
+            <w:tcW w:type="dxa" w:w="1074"/>
+          </w:tcPr>
+          <w:p>
+            <w:pPr/>
+            <w:r>
+              <w:rPr>
+                <w:sz w:val="20"/>
+              </w:rPr>
+              <w:t>SHOULD</w:t>
+            </w:r>
+          </w:p>
+        </w:tc>
+        <w:tc>
+          <w:tcPr>
+            <w:tcW w:type="dxa" w:w="593"/>
+          </w:tcPr>
+          <w:p>
+            <w:pPr/>
+            <w:r>
+              <w:rPr>
+                <w:sz w:val="20"/>
+              </w:rPr>
+              <w:t>3</w:t>
+            </w:r>
+          </w:p>
+        </w:tc>
+        <w:tc>
+          <w:tcPr>
+            <w:tcW w:type="dxa" w:w="618"/>
+          </w:tcPr>
+          <w:p>
+            <w:pPr/>
+            <w:r>
+              <w:rPr>
+                <w:sz w:val="20"/>
+              </w:rPr>
+              <w:t>9</w:t>
+            </w:r>
+          </w:p>
+        </w:tc>
+      </w:tr>
+      <w:tr>
+        <w:tc>
+          <w:tcPr>
+            <w:tcW w:type="dxa" w:w="783"/>
+          </w:tcPr>
+          <w:p>
+            <w:pPr/>
+            <w:r>
+              <w:rPr>
+                <w:sz w:val="20"/>
+              </w:rPr>
+              <w:t>US-19</w:t>
+            </w:r>
+          </w:p>
+        </w:tc>
+        <w:tc>
+          <w:tcPr>
+            <w:tcW w:type="dxa" w:w="3624"/>
+          </w:tcPr>
+          <w:p>
+            <w:pPr/>
+            <w:r>
+              <w:rPr>
+                <w:sz w:val="20"/>
+              </w:rPr>
+              <w:t>Als speler wil ik live zien hoeveel munten ik heb verzameld.</w:t>
+            </w:r>
+          </w:p>
+        </w:tc>
+        <w:tc>
+          <w:tcPr>
+            <w:tcW w:type="dxa" w:w="3908"/>
+          </w:tcPr>
+          <w:p>
+            <w:pPr/>
+            <w:r>
+              <w:rPr>
+                <w:sz w:val="20"/>
+              </w:rPr>
+              <w:t>Een Label (CanvasLayer) toont "Munten: N" en wordt direct bijgewerkt zodra de speler een munt oppakt.</w:t>
+            </w:r>
+          </w:p>
+        </w:tc>
+        <w:tc>
+          <w:tcPr>
+            <w:tcW w:type="dxa" w:w="1074"/>
+          </w:tcPr>
+          <w:p>
+            <w:pPr/>
+            <w:r>
+              <w:rPr>
+                <w:sz w:val="20"/>
+              </w:rPr>
+              <w:t>SHOULD</w:t>
+            </w:r>
+          </w:p>
+        </w:tc>
+        <w:tc>
+          <w:tcPr>
+            <w:tcW w:type="dxa" w:w="593"/>
+          </w:tcPr>
+          <w:p>
+            <w:pPr/>
+            <w:r>
+              <w:rPr>
+                <w:sz w:val="20"/>
+              </w:rPr>
+              <w:t>2</w:t>
+            </w:r>
+          </w:p>
+        </w:tc>
+        <w:tc>
+          <w:tcPr>
+            <w:tcW w:type="dxa" w:w="618"/>
+          </w:tcPr>
+          <w:p>
+            <w:pPr/>
+            <w:r>
+              <w:rPr>
+                <w:sz w:val="20"/>
+              </w:rPr>
+              <w:t>9</w:t>
             </w:r>
           </w:p>
         </w:tc>
@@ -4950,7 +5117,7 @@
         <w:spacing w:after="120"/>
       </w:pPr>
       <w:r>
-        <w:t>Score &amp; highscore - verzamelbare BE-coins - audio (muziek &amp; SFX) - oplopende moeilijkheidsgraad - milestone-banner - pauzemenu (Esc) - camera die de speler volgt - procedureel gegenereerde wereld - online multiplayer / leaderboard - mobiele export (iOS/Android) - meerdere skins/karakters - rivier met boomstammen - treinen - power-ups.</w:t>
+        <w:t>Score &amp; highscore - audio (muziek &amp; SFX) - oplopende moeilijkheidsgraad - milestone-banner - pauzemenu (Esc) - camera die de speler volgt - procedureel gegenereerde wereld - online multiplayer / leaderboard - mobiele export (iOS/Android) - meerdere skins/karakters - rivier met boomstammen - treinen - power-ups.</w:t>
       </w:r>
     </w:p>
     <w:sectPr>
